--- a/Capitulo02_Como_funciona_Claude_ES.docx
+++ b/Capitulo02_Como_funciona_Claude_ES.docx
@@ -2939,7 +2939,7 @@
               </w:rPr>
               <w:lastRenderedPageBreak/>
               <w:drawing>
-                <wp:anchor distT="0" distB="0" distL="114300" distR="114300" simplePos="0" relativeHeight="251658240" behindDoc="0" locked="0" layoutInCell="1" allowOverlap="1" wp14:anchorId="620AFCE1" wp14:editId="3DBE68AE">
+                <wp:anchor distT="0" distB="0" distL="114300" distR="114300" simplePos="0" relativeHeight="251658240" behindDoc="0" locked="0" layoutInCell="1" allowOverlap="1" wp14:anchorId="620AFCE1" wp14:editId="090577C2">
                   <wp:simplePos x="0" y="0"/>
                   <wp:positionH relativeFrom="column">
                     <wp:posOffset>43815</wp:posOffset>
@@ -5226,7 +5226,7 @@
                 <w:noProof/>
               </w:rPr>
               <w:drawing>
-                <wp:anchor distT="0" distB="0" distL="114300" distR="114300" simplePos="0" relativeHeight="251661312" behindDoc="0" locked="0" layoutInCell="1" allowOverlap="1" wp14:anchorId="4930F561" wp14:editId="3995AA98">
+                <wp:anchor distT="0" distB="0" distL="114300" distR="114300" simplePos="0" relativeHeight="251661312" behindDoc="0" locked="0" layoutInCell="1" allowOverlap="1" wp14:anchorId="4930F561" wp14:editId="3D588C27">
                   <wp:simplePos x="0" y="0"/>
                   <wp:positionH relativeFrom="column">
                     <wp:posOffset>26670</wp:posOffset>
@@ -5426,7 +5426,7 @@
                 <w:noProof/>
               </w:rPr>
               <w:drawing>
-                <wp:anchor distT="0" distB="0" distL="114300" distR="114300" simplePos="0" relativeHeight="251662336" behindDoc="0" locked="0" layoutInCell="1" allowOverlap="1" wp14:anchorId="69B31FB5" wp14:editId="27EC917A">
+                <wp:anchor distT="0" distB="0" distL="114300" distR="114300" simplePos="0" relativeHeight="251662336" behindDoc="0" locked="0" layoutInCell="1" allowOverlap="1" wp14:anchorId="69B31FB5" wp14:editId="00E3C711">
                   <wp:simplePos x="0" y="0"/>
                   <wp:positionH relativeFrom="column">
                     <wp:posOffset>-6350</wp:posOffset>
@@ -6088,7 +6088,7 @@
                 <w:noProof/>
               </w:rPr>
               <w:drawing>
-                <wp:anchor distT="0" distB="0" distL="114300" distR="114300" simplePos="0" relativeHeight="251665408" behindDoc="0" locked="0" layoutInCell="1" allowOverlap="1" wp14:anchorId="5EFDFEDE" wp14:editId="23CDC433">
+                <wp:anchor distT="0" distB="0" distL="114300" distR="114300" simplePos="0" relativeHeight="251665408" behindDoc="0" locked="0" layoutInCell="1" allowOverlap="1" wp14:anchorId="5EFDFEDE" wp14:editId="33B6A4FA">
                   <wp:simplePos x="0" y="0"/>
                   <wp:positionH relativeFrom="column">
                     <wp:posOffset>180975</wp:posOffset>
@@ -6221,7 +6221,7 @@
               </w:rPr>
               <w:lastRenderedPageBreak/>
               <w:drawing>
-                <wp:anchor distT="0" distB="0" distL="114300" distR="114300" simplePos="0" relativeHeight="251666432" behindDoc="0" locked="0" layoutInCell="1" allowOverlap="1" wp14:anchorId="742668F4" wp14:editId="65BD21FD">
+                <wp:anchor distT="0" distB="0" distL="114300" distR="114300" simplePos="0" relativeHeight="251666432" behindDoc="0" locked="0" layoutInCell="1" allowOverlap="1" wp14:anchorId="742668F4" wp14:editId="48C47483">
                   <wp:simplePos x="0" y="0"/>
                   <wp:positionH relativeFrom="column">
                     <wp:posOffset>173990</wp:posOffset>
@@ -6339,7 +6339,7 @@
                 <w:noProof/>
               </w:rPr>
               <w:drawing>
-                <wp:anchor distT="0" distB="0" distL="114300" distR="114300" simplePos="0" relativeHeight="251667456" behindDoc="0" locked="0" layoutInCell="1" allowOverlap="1" wp14:anchorId="78DAD21D" wp14:editId="2EC8BB10">
+                <wp:anchor distT="0" distB="0" distL="114300" distR="114300" simplePos="0" relativeHeight="251667456" behindDoc="0" locked="0" layoutInCell="1" allowOverlap="1" wp14:anchorId="78DAD21D" wp14:editId="1964BD72">
                   <wp:simplePos x="0" y="0"/>
                   <wp:positionH relativeFrom="column">
                     <wp:posOffset>176530</wp:posOffset>
@@ -6946,7 +6946,7 @@
                 <w:noProof/>
               </w:rPr>
               <w:drawing>
-                <wp:anchor distT="0" distB="0" distL="114300" distR="114300" simplePos="0" relativeHeight="251670528" behindDoc="0" locked="0" layoutInCell="1" allowOverlap="1" wp14:anchorId="7BE6E338" wp14:editId="4481488A">
+                <wp:anchor distT="0" distB="0" distL="114300" distR="114300" simplePos="0" relativeHeight="251670528" behindDoc="0" locked="0" layoutInCell="1" allowOverlap="1" wp14:anchorId="7BE6E338" wp14:editId="098A4AD0">
                   <wp:simplePos x="0" y="0"/>
                   <wp:positionH relativeFrom="column">
                     <wp:posOffset>378460</wp:posOffset>
@@ -8780,6 +8780,30 @@
     </w:p>
     <w:p>
       <w:pPr>
+        <w:rPr>
+          <w:rFonts w:ascii="Georgia" w:hAnsi="Georgia"/>
+          <w:lang w:val="es-MX"/>
+        </w:rPr>
+      </w:pPr>
+      <w:r>
+        <w:rPr>
+          <w:rFonts w:ascii="Georgia" w:hAnsi="Georgia"/>
+          <w:lang w:val="es-MX"/>
+        </w:rPr>
+        <w:br w:type="page"/>
+      </w:r>
+    </w:p>
+    <w:p>
+      <w:pPr>
+        <w:spacing w:after="80" w:line="300" w:lineRule="exact"/>
+        <w:rPr>
+          <w:rFonts w:ascii="Georgia" w:hAnsi="Georgia"/>
+          <w:lang w:val="es-MX"/>
+        </w:rPr>
+      </w:pPr>
+    </w:p>
+    <w:p>
+      <w:pPr>
         <w:pStyle w:val="Heading2"/>
         <w:spacing w:line="300" w:lineRule="exact"/>
         <w:rPr>
@@ -8827,9 +8851,18 @@
       <w:r>
         <w:rPr>
           <w:rFonts w:ascii="Georgia" w:hAnsi="Georgia"/>
-          <w:lang w:val="es-MX"/>
-        </w:rPr>
-        <w:t>Claude es un asistente de IA que responde al lenguaje sencillo —no se requiere vocabulario técnico.</w:t>
+          <w:b/>
+          <w:bCs/>
+          <w:lang w:val="es-MX"/>
+        </w:rPr>
+        <w:t>Claude es un asistente de IA que responde al lenguaje sencillo</w:t>
+      </w:r>
+      <w:r>
+        <w:rPr>
+          <w:rFonts w:ascii="Georgia" w:hAnsi="Georgia"/>
+          <w:lang w:val="es-MX"/>
+        </w:rPr>
+        <w:t xml:space="preserve"> —no se requiere vocabulario técnico.</w:t>
       </w:r>
     </w:p>
     <w:p>
@@ -8847,9 +8880,18 @@
       <w:r>
         <w:rPr>
           <w:rFonts w:ascii="Georgia" w:hAnsi="Georgia"/>
-          <w:lang w:val="es-MX"/>
-        </w:rPr>
-        <w:t xml:space="preserve">Claude recuerda todo dentro de una conversación pero nada entre conversaciones. </w:t>
+          <w:b/>
+          <w:bCs/>
+          <w:lang w:val="es-MX"/>
+        </w:rPr>
+        <w:t>Claude recuerda todo dentro de una conversación pero nada entre conversaciones</w:t>
+      </w:r>
+      <w:r>
+        <w:rPr>
+          <w:rFonts w:ascii="Georgia" w:hAnsi="Georgia"/>
+          <w:lang w:val="es-MX"/>
+        </w:rPr>
+        <w:t xml:space="preserve">. </w:t>
       </w:r>
       <w:r>
         <w:rPr>
@@ -8874,10 +8916,18 @@
       <w:r>
         <w:rPr>
           <w:rFonts w:ascii="Georgia" w:hAnsi="Georgia"/>
-          <w:lang w:val="es-MX"/>
-        </w:rPr>
-        <w:lastRenderedPageBreak/>
-        <w:t>La ventana de contexto es un límite de memoria, no un límite de suscripción. A medida que se llena, la calidad de Claude se degrada —especialmente su capacidad de depuración.</w:t>
+          <w:b/>
+          <w:bCs/>
+          <w:lang w:val="es-MX"/>
+        </w:rPr>
+        <w:t>La ventana de contexto es un límite de memoria, no un límite de suscripción</w:t>
+      </w:r>
+      <w:r>
+        <w:rPr>
+          <w:rFonts w:ascii="Georgia" w:hAnsi="Georgia"/>
+          <w:lang w:val="es-MX"/>
+        </w:rPr>
+        <w:t>. A medida que se llena, la calidad de Claude se degrada —especialmente su capacidad de depuración.</w:t>
       </w:r>
     </w:p>
     <w:p>
@@ -8896,9 +8946,18 @@
       <w:r>
         <w:rPr>
           <w:rFonts w:ascii="Georgia" w:hAnsi="Georgia"/>
-          <w:lang w:val="es-MX"/>
-        </w:rPr>
-        <w:t>Cuando ves una advertencia de límite de herramientas o un aviso de compactación, no presiones Continuar. Crea un archivo de transferencia e inicia una conversación nueva.</w:t>
+          <w:b/>
+          <w:bCs/>
+          <w:lang w:val="es-MX"/>
+        </w:rPr>
+        <w:t>Cuando ves una advertencia de límite de herramientas o un aviso de compactación, no presiones Continuar</w:t>
+      </w:r>
+      <w:r>
+        <w:rPr>
+          <w:rFonts w:ascii="Georgia" w:hAnsi="Georgia"/>
+          <w:lang w:val="es-MX"/>
+        </w:rPr>
+        <w:t>. Crea un archivo de transferencia e inicia una conversación nueva.</w:t>
       </w:r>
     </w:p>
     <w:p>
@@ -8917,9 +8976,18 @@
       <w:r>
         <w:rPr>
           <w:rFonts w:ascii="Georgia" w:hAnsi="Georgia"/>
-          <w:lang w:val="es-MX"/>
-        </w:rPr>
-        <w:t>Pídele a Claude que escriba el archivo de transferencia por ti antes de que el contexto se llene. Pégalo en la parte superior de la nueva conversación junto con tus archivos.</w:t>
+          <w:b/>
+          <w:bCs/>
+          <w:lang w:val="es-MX"/>
+        </w:rPr>
+        <w:t>Pídele a Claude que escriba el archivo de transferencia</w:t>
+      </w:r>
+      <w:r>
+        <w:rPr>
+          <w:rFonts w:ascii="Georgia" w:hAnsi="Georgia"/>
+          <w:lang w:val="es-MX"/>
+        </w:rPr>
+        <w:t xml:space="preserve"> por ti antes de que el contexto se llene. Pégalo en la parte superior de la nueva conversación junto con tus archivos.</w:t>
       </w:r>
     </w:p>
     <w:p>
@@ -8937,9 +9005,18 @@
       <w:r>
         <w:rPr>
           <w:rFonts w:ascii="Georgia" w:hAnsi="Georgia"/>
-          <w:lang w:val="es-MX"/>
-        </w:rPr>
-        <w:t xml:space="preserve">Claude no puede ver tu pantalla ni acceder a tus archivos a menos que los proporciones. </w:t>
+          <w:b/>
+          <w:bCs/>
+          <w:lang w:val="es-MX"/>
+        </w:rPr>
+        <w:t>Claude no puede ver tu pantalla ni acceder a tus archivos</w:t>
+      </w:r>
+      <w:r>
+        <w:rPr>
+          <w:rFonts w:ascii="Georgia" w:hAnsi="Georgia"/>
+          <w:lang w:val="es-MX"/>
+        </w:rPr>
+        <w:t xml:space="preserve"> a menos que los proporciones. </w:t>
       </w:r>
       <w:r>
         <w:rPr>
@@ -8964,9 +9041,18 @@
       <w:r>
         <w:rPr>
           <w:rFonts w:ascii="Georgia" w:hAnsi="Georgia"/>
-          <w:lang w:val="es-MX"/>
-        </w:rPr>
-        <w:t>Las secciones 2.7 y 2.8 cubren la instalación de Claude Code y Claude en Chrome paso a paso —con una imagen en cada paso.</w:t>
+          <w:b/>
+          <w:bCs/>
+          <w:lang w:val="es-MX"/>
+        </w:rPr>
+        <w:t>Las secciones 2.7 y 2.8 cubren la instalación de Claude Code</w:t>
+      </w:r>
+      <w:r>
+        <w:rPr>
+          <w:rFonts w:ascii="Georgia" w:hAnsi="Georgia"/>
+          <w:lang w:val="es-MX"/>
+        </w:rPr>
+        <w:t xml:space="preserve"> y Claude en Chrome paso a paso —con una imagen en cada paso.</w:t>
       </w:r>
     </w:p>
     <w:p>
